--- a/Articles/2026-09-28_Set_01/046_What_Is_Operating_Leverage.docx
+++ b/Articles/2026-09-28_Set_01/046_What_Is_Operating_Leverage.docx
@@ -149,6 +149,69 @@
     </w:p>
     <w:p>
       <w:pPr>
+        <w:spacing w:after="80" w:before="200"/>
+        <w:jc w:val="center"/>
+      </w:pPr>
+      <w:r>
+        <w:drawing>
+          <wp:inline distT="0" distB="0" distL="0" distR="0">
+            <wp:extent cx="5486400" cy="3429000"/>
+            <wp:effectExtent t="0" r="0" b="0" l="0"/>
+            <wp:docPr id="1" name="" descr="" title=""/>
+            <wp:cNvGraphicFramePr>
+              <a:graphicFrameLocks xmlns:a="http://schemas.openxmlformats.org/drawingml/2006/main" noChangeAspect="1"/>
+            </wp:cNvGraphicFramePr>
+            <a:graphic xmlns:a="http://schemas.openxmlformats.org/drawingml/2006/main">
+              <a:graphicData uri="http://schemas.openxmlformats.org/drawingml/2006/picture">
+                <pic:pic xmlns:pic="http://schemas.openxmlformats.org/drawingml/2006/picture">
+                  <pic:nvPicPr>
+                    <pic:cNvPr id="0" name="" descr=""/>
+                    <pic:cNvPicPr>
+                      <a:picLocks noChangeAspect="1" noChangeArrowheads="1"/>
+                    </pic:cNvPicPr>
+                  </pic:nvPicPr>
+                  <pic:blipFill>
+                    <a:blip r:embed="rId7" cstate="none"/>
+                    <a:srcRect/>
+                    <a:stretch>
+                      <a:fillRect/>
+                    </a:stretch>
+                  </pic:blipFill>
+                  <pic:spPr bwMode="auto">
+                    <a:xfrm>
+                      <a:off x="0" y="0"/>
+                      <a:ext cx="5486400" cy="3429000"/>
+                    </a:xfrm>
+                    <a:prstGeom prst="rect">
+                      <a:avLst/>
+                    </a:prstGeom>
+                  </pic:spPr>
+                </pic:pic>
+              </a:graphicData>
+            </a:graphic>
+          </wp:inline>
+        </w:drawing>
+      </w:r>
+    </w:p>
+    <w:p>
+      <w:pPr>
+        <w:spacing w:after="240"/>
+        <w:jc w:val="center"/>
+      </w:pPr>
+      <w:r>
+        <w:rPr>
+          <w:rFonts w:ascii="Georgia" w:cs="Georgia" w:eastAsia="Georgia" w:hAnsi="Georgia"/>
+          <w:i/>
+          <w:iCs/>
+          <w:color w:val="666666"/>
+          <w:sz w:val="19"/>
+          <w:szCs w:val="19"/>
+        </w:rPr>
+        <w:t xml:space="preserve">Illustrative example: identical 10% revenue growth produces very different profit outcomes depending on cost structure.</w:t>
+      </w:r>
+    </w:p>
+    <w:p>
+      <w:pPr>
         <w:pStyle w:val="Heading2"/>
         <w:spacing w:after="140" w:before="260"/>
       </w:pPr>
@@ -160,7 +223,7 @@
           <w:sz w:val="26"/>
           <w:szCs w:val="26"/>
         </w:rPr>
-        <w:t xml:space="preserve">A Brief Note on MPLY</w:t>
+        <w:t xml:space="preserve">Why Dominant Businesses Often Carry High Operating Leverage</w:t>
       </w:r>
     </w:p>
     <w:p>
@@ -173,7 +236,58 @@
           <w:sz w:val="23"/>
           <w:szCs w:val="23"/>
         </w:rPr>
-        <w:t xml:space="preserve">Operating leverage is a cost-structure characteristic, and it isn't named in the Strategy Shares Monopoly ETF's stated screening criteria. A business can have high or low operating leverage regardless of whether it has the kind of durable competitive position the fund's process looks for; the two questions are independent of each other.</w:t>
+        <w:t xml:space="preserve">Operating leverage is a cost-structure characteristic, not itself one of the Strategy Shares Monopoly ETF's (</w:t>
+      </w:r>
+      <w:r>
+        <w:rPr>
+          <w:rFonts w:ascii="Georgia" w:cs="Georgia" w:eastAsia="Georgia" w:hAnsi="Georgia"/>
+          <w:b/>
+          <w:bCs/>
+          <w:sz w:val="23"/>
+          <w:szCs w:val="23"/>
+        </w:rPr>
+        <w:t xml:space="preserve">MPLY</w:t>
+      </w:r>
+      <w:r>
+        <w:rPr>
+          <w:rFonts w:ascii="Georgia" w:cs="Georgia" w:eastAsia="Georgia" w:hAnsi="Georgia"/>
+          <w:sz w:val="23"/>
+          <w:szCs w:val="23"/>
+        </w:rPr>
+        <w:t xml:space="preserve">) stated screening criteria, but the two are frequently found together in practice. A company with genuine industry concentration and high barriers to entry, the kind of position MPLY's process screens for, often also has low marginal cost to serve an additional customer once its dominant infrastructure, platform, or distribution network is built, which is exactly the fixed-cost-heavy profile that produces high operating leverage.</w:t>
+      </w:r>
+    </w:p>
+    <w:p>
+      <w:pPr>
+        <w:spacing w:after="200"/>
+      </w:pPr>
+      <w:r>
+        <w:rPr>
+          <w:rFonts w:ascii="Georgia" w:cs="Georgia" w:eastAsia="Georgia" w:hAnsi="Georgia"/>
+          <w:sz w:val="23"/>
+          <w:szCs w:val="23"/>
+        </w:rPr>
+        <w:t xml:space="preserve">That combination cuts both ways for a reader evaluating a holding: the same leverage that amplifies profit growth when a dominant company is gaining share also amplifies the downside if its position weakens, which is why operating leverage is worth checking as a risk characteristic alongside MPLY's competitive-position criteria, not treated as confirmation of durability on its own. Readers can look at how this plays out across </w:t>
+      </w:r>
+      <w:hyperlink w:history="1" r:id="rIdwqozmntbxs5dzsphqmnpq">
+        <w:r>
+          <w:rPr>
+            <w:rFonts w:ascii="Georgia" w:cs="Georgia" w:eastAsia="Georgia" w:hAnsi="Georgia"/>
+            <w:color w:val="1155CC"/>
+            <w:sz w:val="23"/>
+            <w:szCs w:val="23"/>
+            <w:u w:val="single"/>
+          </w:rPr>
+          <w:t xml:space="preserve">MPLY's current holdings</w:t>
+        </w:r>
+      </w:hyperlink>
+      <w:r>
+        <w:rPr>
+          <w:rFonts w:ascii="Georgia" w:cs="Georgia" w:eastAsia="Georgia" w:hAnsi="Georgia"/>
+          <w:sz w:val="23"/>
+          <w:szCs w:val="23"/>
+        </w:rPr>
+        <w:t xml:space="preserve"> directly.</w:t>
       </w:r>
     </w:p>
     <w:p>
@@ -201,7 +315,7 @@
         </w:numPr>
         <w:spacing w:after="100"/>
       </w:pPr>
-      <w:hyperlink w:history="1" r:id="rIda6f5_hopfvgirpfe6vgc5">
+      <w:hyperlink w:history="1" r:id="rIdsdede1mc2_u1p1oc5a4-d">
         <w:r>
           <w:rPr>
             <w:rFonts w:ascii="Georgia" w:cs="Georgia" w:eastAsia="Georgia" w:hAnsi="Georgia"/>
@@ -225,7 +339,7 @@
           <w:sz w:val="22"/>
           <w:szCs w:val="22"/>
         </w:rPr>
-        <w:t xml:space="preserve">#OperatingLeverage #BusinessEconomics #Profitability #Investing #Fundamentals</w:t>
+        <w:t xml:space="preserve">#OperatingLeverage #BusinessEconomics #Profitability #MPLY #Investing #Fundamentals</w:t>
       </w:r>
     </w:p>
     <w:sectPr>
